--- a/zaini_case_audit_output/outputs/word/documents/170_التماس ضد الحكم ـ نسخة أولى.docx
+++ b/zaini_case_audit_output/outputs/word/documents/170_التماس ضد الحكم ـ نسخة أولى.docx
@@ -53,6 +53,20 @@
         <w:t>[مخرج آلي / Script Output - سماوي]  [مخرج آلي يحتاج مراجعة بشرية - وردي]</w:t>
       </w:r>
     </w:p>
+    <w:p>
+      <w:pPr>
+        <w:jc w:val="right"/>
+        <w:bidi/>
+      </w:pPr>
+      <w:r>
+        <w:rPr>
+          <w:b w:val="0"/>
+          <w:i/>
+          <w:color w:val="C00000"/>
+        </w:rPr>
+        <w:t>[نص ممسوح OCR صُحِّح ترتيبه آلياً — قد يحتوي أخطاء طفيفة]</w:t>
+      </w:r>
+    </w:p>
     <w:p/>
     <w:p>
       <w:pPr>
@@ -77,7 +91,7 @@
           <w:b w:val="0"/>
           <w:i w:val="0"/>
         </w:rPr>
-        <w:t>الموافق: .../11/2024م</w:t>
+        <w:t>م.../11/2024 :قفاوملا</w:t>
       </w:r>
     </w:p>
     <w:p>
@@ -90,7 +104,7 @@
           <w:b w:val="0"/>
           <w:i w:val="0"/>
         </w:rPr>
-        <w:t>طلــــب "التمـــــاس"</w:t>
+        <w:t>"ساـــــمتلا" بــــلط</w:t>
       </w:r>
     </w:p>
     <w:p>
@@ -103,7 +117,7 @@
           <w:b w:val="0"/>
           <w:i w:val="0"/>
         </w:rPr>
-        <w:t>إعــــادة النــــــــظر</w:t>
+        <w:t>رظــــــــنلا ةداــــعإ</w:t>
       </w:r>
     </w:p>
     <w:p>
@@ -402,7 +416,7 @@
           <w:b w:val="0"/>
           <w:i w:val="0"/>
         </w:rPr>
-        <w:t>وجزاكم الله خير الجزاء،،،</w:t>
+        <w:t>،،،ءازجلا ريخ هللا مكازجو</w:t>
       </w:r>
     </w:p>
     <w:p>
@@ -428,7 +442,7 @@
           <w:b w:val="0"/>
           <w:i w:val="0"/>
         </w:rPr>
-        <w:t>للمحاماة والاستشارات القانونية</w:t>
+        <w:t>ةينوناقلا تاراشتسالاو ةاماحملل</w:t>
       </w:r>
     </w:p>
     <w:sectPr>

--- a/zaini_case_audit_output/outputs/word/documents/170_التماس ضد الحكم ـ نسخة أولى.docx
+++ b/zaini_case_audit_output/outputs/word/documents/170_التماس ضد الحكم ـ نسخة أولى.docx
@@ -70,14 +70,13 @@
     <w:p/>
     <w:p>
       <w:pPr>
+        <w:pStyle w:val="Heading2"/>
         <w:jc w:val="right"/>
         <w:bidi/>
       </w:pPr>
       <w:r>
-        <w:rPr>
-          <w:b w:val="0"/>
-          <w:i w:val="0"/>
-        </w:rPr>
+        <w:t>[نص الضبط / الحكم — المتن الفعلي] ===</w:t>
+        <w:br/>
         <w:t>التاريخ: .../05/1446هـ</w:t>
       </w:r>
     </w:p>

--- a/zaini_case_audit_output/outputs/word/documents/170_التماس ضد الحكم ـ نسخة أولى.docx
+++ b/zaini_case_audit_output/outputs/word/documents/170_التماس ضد الحكم ـ نسخة أولى.docx
@@ -75,7 +75,7 @@
         <w:bidi/>
       </w:pPr>
       <w:r>
-        <w:t>[نص الضبط / الحكم — المتن الفعلي] ===</w:t>
+        <w:t>[المتن الفعلي: الوقائع / الأسباب / المنطوق] ===</w:t>
         <w:br/>
         <w:t>التاريخ: .../05/1446هـ</w:t>
       </w:r>
@@ -121,27 +121,25 @@
     </w:p>
     <w:p>
       <w:pPr>
+        <w:pStyle w:val="Heading2"/>
         <w:jc w:val="right"/>
         <w:bidi/>
       </w:pPr>
       <w:r>
-        <w:rPr>
-          <w:b w:val="0"/>
-          <w:i w:val="0"/>
-        </w:rPr>
+        <w:t>[المُرسَل إليه / المخاطَب والتحية] ===</w:t>
+        <w:br/>
         <w:t>صاحب الفضيلة/ رئيس محكمة الاستئناف بالمحكمة التجارية بجدة حفظه الله ورعاه</w:t>
       </w:r>
     </w:p>
     <w:p>
       <w:pPr>
+        <w:pStyle w:val="Heading2"/>
         <w:jc w:val="right"/>
         <w:bidi/>
       </w:pPr>
       <w:r>
-        <w:rPr>
-          <w:b w:val="0"/>
-          <w:i w:val="0"/>
-        </w:rPr>
+        <w:t>[المتن الفعلي: الوقائع / الأسباب / المنطوق] ===</w:t>
+        <w:br/>
         <w:t>السلام عليكم ورحمة الله وبركاته،،،</w:t>
       </w:r>
     </w:p>
@@ -160,27 +158,25 @@
     </w:p>
     <w:p>
       <w:pPr>
+        <w:pStyle w:val="Heading2"/>
         <w:jc w:val="right"/>
         <w:bidi/>
       </w:pPr>
       <w:r>
-        <w:rPr>
-          <w:b w:val="0"/>
-          <w:i w:val="0"/>
-        </w:rPr>
+        <w:t>[الطلبات / المرفقات] ===</w:t>
+        <w:br/>
         <w:t>الموضوع: نلتمس من فضيلتكم إعادة النظر بشأن الحكم الصادر عن دائرة الاستئناف الثانية بمحكمتكم الموقرة برقم: (4530828230) وتاريخ: 25/08/1445هـ "مرفق رقم 1"، في القضية المقيدة برقم: (42824717) وتاريخ: 25/ 12/1442هـ، المقامة من المدعيين السيد/ عدنان أحمد عباس زيني، والسيده/ عاتقه محمد يحي محمد على الحرازي "الملتمس ضدهما" ضد موكلنا المدعى عليه السيد/ أسامه أحمد عباس زيني "الملتمس".</w:t>
       </w:r>
     </w:p>
     <w:p>
       <w:pPr>
+        <w:pStyle w:val="Heading2"/>
         <w:jc w:val="right"/>
         <w:bidi/>
       </w:pPr>
       <w:r>
-        <w:rPr>
-          <w:b w:val="0"/>
-          <w:i w:val="0"/>
-        </w:rPr>
+        <w:t>[المتن الفعلي: الوقائع / الأسباب / المنطوق] ===</w:t>
+        <w:br/>
         <w:t>نتقدم إلى فضيلتكم بالتماسنا هذا على الحكم سالف الذكر، وحيث أن هذا الحكم محل الالتماس ينطبق عليه حالة، بل حالات من الحالات الواردة بالمادتين (200/1) من نظام المرافعات الشرعية رقم: (م/1) وتاريخ: 22/01/1435هـ الخاصة بشأن التماس إعادة النظر، ومن ثم فإننا أطعن عليه بالالتماس بإعادة النظر الماثل للأسباب الآتية: -</w:t>
       </w:r>
     </w:p>
@@ -251,53 +247,49 @@
     </w:p>
     <w:p>
       <w:pPr>
+        <w:pStyle w:val="Heading2"/>
         <w:jc w:val="right"/>
         <w:bidi/>
       </w:pPr>
       <w:r>
-        <w:rPr>
-          <w:b w:val="0"/>
-          <w:i w:val="0"/>
-        </w:rPr>
+        <w:t>[الطلبات / المرفقات] ===</w:t>
+        <w:br/>
         <w:t>وهذا الشرط قد تحقَّق بالفعل بالنسبة للملتمس، الذي تمكَّن من الحصول على سند إبراء ذمة مالية من قبل المدعية الملتمس ضدها السيدة/ عاتقه محمد يحي محمد على الحرازي (والدته) تقر فيه أنها تبرئ ذمة موكلنا من أية حقوق أو التزامات مالية أو مبالغ مالية، وعلى وجه الخصوص المبلغ المحكوم به لصالحها في هذه الدعوى رقم: (42824717)، وهو إبراء تام نهائي بات لا رجعة فيه "مرفق رقم 2"، ومن ثم فإنه لم يتسن للملتمس الحصول على هذا الدليل القطعي إلا بعد أن علم بتحريره من قبل المدعية وذلك منذ عدة أيام قليلة، ومن ثم فالدائرة مصدرة الحكم قد أخلت بمبدأ المساواة بين الخصمين في هذه الدعوى، ولم تراع مبدأ "المواجهة بين الخصوم"، ولم تلتزم بمبدأ "العلانية بالنسبة للملتمس"، وأهدرت حق هذا الأخير/ موكلنا الملتمس في الدفاع عن نفسه، وهي مبادئ تقتضيها العدالة الإجرائية، ويسلم بها الفقه الإسلامي، ويحرص القضاة على الالتزام بها في التقاضي. وقد تمثَّل هذا الإخلال، في سماح الدائرة الموقرة بالتنفيذ على موكلنا رغم إبراء ذمته من أحد المدعيين وطلبه شهادتها لتقر بذلك. ولم تقم الدائرة بإتاحة الفرصة لسماع شهادة المدعية مبرأة ذمة موكلنا، مما يُشكل مخالفة إجرائية جسيمة، وسبباً نظامياً لقبول الالتماس.</w:t>
       </w:r>
     </w:p>
     <w:p>
       <w:pPr>
+        <w:pStyle w:val="Heading2"/>
         <w:jc w:val="right"/>
         <w:bidi/>
       </w:pPr>
       <w:r>
-        <w:rPr>
-          <w:b w:val="0"/>
-          <w:i w:val="0"/>
-        </w:rPr>
+        <w:t>[المتن الفعلي: الوقائع / الأسباب / المنطوق] ===</w:t>
+        <w:br/>
         <w:t>1ـ2: لم يرد في حكم الدائرة الموقرة أي إشارة سواءً صراحة أو ضمناً إلى ما يُفيد أنها قد بلغت الملتمس ضدها/ المدعية/ محررة سند إبراء الذمة للحضور أمامها، رغم طلب موكلي حضور المدعية للإدلاء بشهادتها والتي تنهي الدعوى لصالحه، في مفارقة نظامية صارخة، لا نجد لها مبرر شرعي أو نظامي أو منطقي. وهذا كافٍ في حد ذاته للتدليل على أن الدائرة الموقرة قد خالفت بحكمها محل الطعن مبدأ "المساواة بين الخصمين في الدعوى"، والذي يُمثل السياج الذي يحمي ويضمن حقوق الخصوم، فالمعلوم أن العدل في الحكم يقتضي تحري المساواة والمماثلة بين الخصمين، وإعطاء كل ذي حق حقه، وهذا هو جوهر العدالة، وهي أهم مقاصد الشريعة الإسلامية.</w:t>
       </w:r>
     </w:p>
     <w:p>
       <w:pPr>
+        <w:pStyle w:val="Heading2"/>
         <w:jc w:val="right"/>
         <w:bidi/>
       </w:pPr>
       <w:r>
-        <w:rPr>
-          <w:b w:val="0"/>
-          <w:i w:val="0"/>
-        </w:rPr>
+        <w:t>[الطلبات / المرفقات] ===</w:t>
+        <w:br/>
         <w:t>1ـ3: لما كان الحكم محل الطعن قد تضمَّن إقراراً من الدائرة بطلب موكلي شهادة المدعية، والتي أبرأت ذمة موكلي، وتعلم علم اليقين برأت ذمته وساحته من أية مبالغ دون جدوى أو مسوغ شرعي أو نظامي، حيث إن لائحة الدعوى ومرفقاتها، لم يحط بها الملتمس احاطة كاملة، كونه كان مريضاً وطريح الفراش ويعالج من مرض شديد، ولم يٌمكن من دحض ما ورد في ادعاءات المدعيين، فإنها تكون بذلك قد أخلت بمبدأ "المساواة بين الخصوم أمام القضاء"، وهو الذي يتحقق به ثقة الناس في هذا القضاء، ويصبح موضع طمأنينتهم، بل أن هذه المساواة هي أول لبنة يقوم عليها أي صرح قضائي عادل.</w:t>
       </w:r>
     </w:p>
     <w:p>
       <w:pPr>
+        <w:pStyle w:val="Heading2"/>
         <w:jc w:val="right"/>
         <w:bidi/>
       </w:pPr>
       <w:r>
-        <w:rPr>
-          <w:b w:val="0"/>
-          <w:i w:val="0"/>
-        </w:rPr>
+        <w:t>[المتن الفعلي: الوقائع / الأسباب / المنطوق] ===</w:t>
+        <w:br/>
         <w:t>1ـ4: كما أن الدائرة الموقرة لم تراع كذلك مبدأ "المواجهة بين الخصوم" في هذه الدعوى، والذي كان يقتضي منها أن تلتزم باطلاع الملتمس على كل ما قدمه المدَّعيين من لائحة ودفوع وإحاطته علماً بها، وأن تُتيح له إبداء رأيه في لائحة الدعوى، وما أُرفق بها من مستندات ووثائق، والسماح له بتقديم ما لديه من مستندات أو أدلة مضادة لها، وأهمها حضور المدعية مبرأة ذمة موكلنا للشهادة وقول الحق.، وبهذا الإجراء الانفرادي، تكون الدائرة قد اتصل بعلمها وحدها دفاع المدَّعيين/ ووجهة نظرها فقط، دون تمكين الملتمس من الاطلاع عليها ومناقشتها وسماع أقواله بشأنها. ولما كانت العدالة الإجرائية تقتضي عدم جواز الحكم على الملتمس، دون مواجهته بدفوع المدَّعيين، فإن الحكم محل الطعن يكون قد جاء معيباً بالإخلال بالمبدأ المتقدم، وهو حجر الزاوية في إجراءات التقاضي، وهو الضمانة لكل عنصر يمكن أن يوصف بالعدل، فإذا غابت المواجهة بين الخصوم، غابت العدالة!!.</w:t>
       </w:r>
     </w:p>
@@ -368,27 +360,25 @@
     </w:p>
     <w:p>
       <w:pPr>
+        <w:pStyle w:val="Heading2"/>
         <w:jc w:val="right"/>
         <w:bidi/>
       </w:pPr>
       <w:r>
-        <w:rPr>
-          <w:b w:val="0"/>
-          <w:i w:val="0"/>
-        </w:rPr>
+        <w:t>[الطلبات / المرفقات] ===</w:t>
+        <w:br/>
         <w:t>- طلبات وكيل المدَّعي عليه/ الملتمس: بكل احترام وتقدير نلتمس من فضيلتكم الآتي: -</w:t>
       </w:r>
     </w:p>
     <w:p>
       <w:pPr>
+        <w:pStyle w:val="Heading2"/>
         <w:jc w:val="right"/>
         <w:bidi/>
       </w:pPr>
       <w:r>
-        <w:rPr>
-          <w:b w:val="0"/>
-          <w:i w:val="0"/>
-        </w:rPr>
+        <w:t>[المتن الفعلي: الوقائع / الأسباب / المنطوق] ===</w:t>
+        <w:br/>
         <w:t>أولاً: قبول الطعن بالالتماس بإعادة النظر شكلاً، وقبول الالتماس موضوعاً ونقض الحكم، وإعادة فتح باب المرافعة، والحكم لصالح موكلنا بما سبق وأن طالبنا به بمذكراتنا السابقة واستئنافنا والتماسنا السابق، وذلك لقوة موقفه شرعاً ونظاماً، وكذلك وقف تنفيذ هذا الحكم.</w:t>
       </w:r>
     </w:p>

--- a/zaini_case_audit_output/outputs/word/documents/170_التماس ضد الحكم ـ نسخة أولى.docx
+++ b/zaini_case_audit_output/outputs/word/documents/170_التماس ضد الحكم ـ نسخة أولى.docx
@@ -53,20 +53,6 @@
         <w:t>[مخرج آلي / Script Output - سماوي]  [مخرج آلي يحتاج مراجعة بشرية - وردي]</w:t>
       </w:r>
     </w:p>
-    <w:p>
-      <w:pPr>
-        <w:jc w:val="right"/>
-        <w:bidi/>
-      </w:pPr>
-      <w:r>
-        <w:rPr>
-          <w:b w:val="0"/>
-          <w:i/>
-          <w:color w:val="C00000"/>
-        </w:rPr>
-        <w:t>[نص ممسوح OCR صُحِّح ترتيبه آلياً — قد يحتوي أخطاء طفيفة]</w:t>
-      </w:r>
-    </w:p>
     <w:p/>
     <w:p>
       <w:pPr>
@@ -90,7 +76,7 @@
           <w:b w:val="0"/>
           <w:i w:val="0"/>
         </w:rPr>
-        <w:t>م.../11/2024 :قفاوملا</w:t>
+        <w:t>الموافق: .../11/2024م</w:t>
       </w:r>
     </w:p>
     <w:p>
@@ -103,7 +89,7 @@
           <w:b w:val="0"/>
           <w:i w:val="0"/>
         </w:rPr>
-        <w:t>"ساـــــمتلا" بــــلط</w:t>
+        <w:t>طلــــب "التمـــــاس"</w:t>
       </w:r>
     </w:p>
     <w:p>
@@ -116,7 +102,7 @@
           <w:b w:val="0"/>
           <w:i w:val="0"/>
         </w:rPr>
-        <w:t>رظــــــــنلا ةداــــعإ</w:t>
+        <w:t>إعــــادة النــــــــظر</w:t>
       </w:r>
     </w:p>
     <w:p>
@@ -405,7 +391,7 @@
           <w:b w:val="0"/>
           <w:i w:val="0"/>
         </w:rPr>
-        <w:t>،،،ءازجلا ريخ هللا مكازجو</w:t>
+        <w:t>وجزاكم الله خير الجزاء،،،</w:t>
       </w:r>
     </w:p>
     <w:p>
@@ -431,7 +417,7 @@
           <w:b w:val="0"/>
           <w:i w:val="0"/>
         </w:rPr>
-        <w:t>ةينوناقلا تاراشتسالاو ةاماحملل</w:t>
+        <w:t>للمحاماة والاستشارات القانونية</w:t>
       </w:r>
     </w:p>
     <w:sectPr>
